--- a/Documents/vzor_open_questions.docx
+++ b/Documents/vzor_open_questions.docx
@@ -9806,6 +9806,1678 @@
         <w:t xml:space="preserve">Приоритет реализации: Сценарий A (Sprint 1) → Сценарий B с динамиком телефона (Sprint 1) → Подсказка в ухо (Sprint 2) → Двусторонний C (Sprint 2+).</w:t>
       </w:r>
     </w:p>
+    <w:p>
+      <w:pPr>
+        <w:spacing w:before="60" w:after="60"/>
+      </w:pPr>
+      <w:r>
+        <w:t xml:space="preserve"/>
+      </w:r>
+    </w:p>
+    <w:p>
+      <w:pPr>
+        <w:spacing w:before="60" w:after="60"/>
+      </w:pPr>
+      <w:r>
+        <w:t xml:space="preserve"/>
+      </w:r>
+    </w:p>
+    <w:p>
+      <w:pPr>
+        <w:pStyle w:val="Heading1"/>
+        <w:spacing w:before="360" w:after="120"/>
+      </w:pPr>
+      <w:r>
+        <w:rPr>
+          <w:rFonts w:ascii="Arial" w:cs="Arial" w:eastAsia="Arial" w:hAnsi="Arial"/>
+          <w:b/>
+          <w:bCs/>
+          <w:color w:val="1F4E79"/>
+          <w:sz w:val="36"/>
+          <w:szCs w:val="36"/>
+        </w:rPr>
+        <w:t xml:space="preserve">12. VoiceOrchestrator (FSM) — ПРИНЯТО</w:t>
+      </w:r>
+    </w:p>
+    <w:tbl>
+      <w:tblPr>
+        <w:tblW w:type="dxa" w:w="9000"/>
+      </w:tblPr>
+      <w:tblGrid>
+        <w:gridCol w:w="9000"/>
+      </w:tblGrid>
+      <w:tr>
+        <w:tc>
+          <w:tcPr>
+            <w:tcW w:type="dxa" w:w="9000"/>
+            <w:shd w:fill="1F4E79" w:val="clear"/>
+            <w:tcMar>
+              <w:top w:type="dxa" w:w="100"/>
+              <w:left w:type="dxa" w:w="200"/>
+              <w:bottom w:type="dxa" w:w="100"/>
+              <w:right w:type="dxa" w:w="200"/>
+            </w:tcMar>
+          </w:tcPr>
+          <w:p>
+            <w:pPr>
+              <w:spacing w:before="40" w:after="40"/>
+            </w:pPr>
+            <w:r>
+              <w:rPr>
+                <w:rFonts w:ascii="Arial" w:cs="Arial" w:eastAsia="Arial" w:hAnsi="Arial"/>
+                <w:b/>
+                <w:bCs/>
+                <w:color w:val="FFFFFF"/>
+                <w:sz w:val="18"/>
+                <w:szCs w:val="18"/>
+              </w:rPr>
+              <w:t xml:space="preserve">📋 ADR-ARCH-001 · Статус: ПРИНЯТО (частично) · 2026-03-04</w:t>
+            </w:r>
+          </w:p>
+        </w:tc>
+      </w:tr>
+    </w:tbl>
+    <w:p>
+      <w:pPr>
+        <w:spacing w:before="60" w:after="60"/>
+      </w:pPr>
+      <w:r>
+        <w:t xml:space="preserve"/>
+      </w:r>
+    </w:p>
+    <w:p>
+      <w:pPr>
+        <w:spacing w:before="80" w:after="80"/>
+      </w:pPr>
+      <w:r>
+        <w:rPr>
+          <w:rFonts w:ascii="Arial" w:cs="Arial" w:eastAsia="Arial" w:hAnsi="Arial"/>
+          <w:sz w:val="22"/>
+          <w:szCs w:val="22"/>
+        </w:rPr>
+        <w:t xml:space="preserve">Без централизованного контроллера возникают гонки между STT, TTS и Actions: двойные ответы, невозможность barge-in, непредсказуемые таймауты. VoiceOrchestrator как FSM решает эти проблемы детерминированно. Принято для реализации в Sprint 2.</w:t>
+      </w:r>
+    </w:p>
+    <w:p>
+      <w:pPr>
+        <w:spacing w:before="40" w:after="40"/>
+      </w:pPr>
+      <w:r>
+        <w:t xml:space="preserve"/>
+      </w:r>
+    </w:p>
+    <w:p>
+      <w:pPr>
+        <w:pStyle w:val="Heading2"/>
+        <w:spacing w:before="280" w:after="100"/>
+      </w:pPr>
+      <w:r>
+        <w:rPr>
+          <w:rFonts w:ascii="Arial" w:cs="Arial" w:eastAsia="Arial" w:hAnsi="Arial"/>
+          <w:b/>
+          <w:bCs/>
+          <w:color w:val="2E75B6"/>
+          <w:sz w:val="28"/>
+          <w:szCs w:val="28"/>
+        </w:rPr>
+        <w:t xml:space="preserve">12.1 Состояния FSM</w:t>
+      </w:r>
+    </w:p>
+    <w:tbl>
+      <w:tblPr>
+        <w:tblW w:type="dxa" w:w="9000"/>
+      </w:tblPr>
+      <w:tblGrid>
+        <w:gridCol w:w="9000"/>
+      </w:tblGrid>
+      <w:tr>
+        <w:tc>
+          <w:tcPr>
+            <w:tcW w:type="dxa" w:w="9000"/>
+            <w:shd w:fill="1E2A2A" w:val="clear"/>
+            <w:tcMar>
+              <w:top w:type="dxa" w:w="140"/>
+              <w:left w:type="dxa" w:w="220"/>
+              <w:bottom w:type="dxa" w:w="140"/>
+              <w:right w:type="dxa" w:w="220"/>
+            </w:tcMar>
+          </w:tcPr>
+          <w:p>
+            <w:pPr>
+              <w:spacing w:before="20" w:after="10"/>
+            </w:pPr>
+            <w:r>
+              <w:rPr>
+                <w:rFonts w:ascii="Courier New" w:cs="Courier New" w:eastAsia="Courier New" w:hAnsi="Courier New"/>
+                <w:color w:val="9CF1F0"/>
+                <w:sz w:val="18"/>
+                <w:szCs w:val="18"/>
+              </w:rPr>
+              <w:t xml:space="preserve">IDLE → LISTENING → PROCESSING → GENERATING → RESPONDING → IDLE</w:t>
+            </w:r>
+          </w:p>
+          <w:p>
+            <w:pPr>
+              <w:spacing w:before="0" w:after="10"/>
+            </w:pPr>
+            <w:r>
+              <w:rPr>
+                <w:rFonts w:ascii="Courier New" w:cs="Courier New" w:eastAsia="Courier New" w:hAnsi="Courier New"/>
+                <w:color w:val="80D5D4"/>
+                <w:sz w:val="18"/>
+                <w:szCs w:val="18"/>
+              </w:rPr>
+              <w:t xml:space="preserve">RESPONDING → LISTENING          -- barge-in</w:t>
+            </w:r>
+          </w:p>
+          <w:p>
+            <w:pPr>
+              <w:spacing w:before="0" w:after="10"/>
+            </w:pPr>
+            <w:r>
+              <w:rPr>
+                <w:rFonts w:ascii="Courier New" w:cs="Courier New" w:eastAsia="Courier New" w:hAnsi="Courier New"/>
+                <w:color w:val="80D5D4"/>
+                <w:sz w:val="18"/>
+                <w:szCs w:val="18"/>
+              </w:rPr>
+              <w:t xml:space="preserve">LISTENING → IDLE                 -- timeout / silence</w:t>
+            </w:r>
+          </w:p>
+          <w:p>
+            <w:pPr>
+              <w:spacing w:before="0" w:after="10"/>
+            </w:pPr>
+            <w:r>
+              <w:rPr>
+                <w:rFonts w:ascii="Courier New" w:cs="Courier New" w:eastAsia="Courier New" w:hAnsi="Courier New"/>
+                <w:color w:val="FFF2CC"/>
+                <w:sz w:val="18"/>
+                <w:szCs w:val="18"/>
+              </w:rPr>
+              <w:t xml:space="preserve">* → ERROR → IDLE              -- любое состояние может упасть</w:t>
+            </w:r>
+          </w:p>
+          <w:p>
+            <w:pPr>
+              <w:spacing w:before="0" w:after="20"/>
+            </w:pPr>
+            <w:r>
+              <w:rPr>
+                <w:rFonts w:ascii="Courier New" w:cs="Courier New" w:eastAsia="Courier New" w:hAnsi="Courier New"/>
+                <w:color w:val="FFF2CC"/>
+                <w:sz w:val="18"/>
+                <w:szCs w:val="18"/>
+              </w:rPr>
+              <w:t xml:space="preserve">* → IDLE                        -- hard reset (долгое нажатие кнопки)</w:t>
+            </w:r>
+          </w:p>
+        </w:tc>
+      </w:tr>
+    </w:tbl>
+    <w:p>
+      <w:pPr>
+        <w:spacing w:before="40" w:after="40"/>
+      </w:pPr>
+      <w:r>
+        <w:t xml:space="preserve"/>
+      </w:r>
+    </w:p>
+    <w:tbl>
+      <w:tblPr>
+        <w:tblW w:type="dxa" w:w="9000"/>
+        <w:tblBorders>
+          <w:top w:val="single" w:color="AAAAAA" w:sz="4"/>
+          <w:left w:val="single" w:color="AAAAAA" w:sz="4"/>
+          <w:bottom w:val="single" w:color="AAAAAA" w:sz="4"/>
+          <w:right w:val="single" w:color="AAAAAA" w:sz="4"/>
+          <w:insideH w:val="single" w:color="AAAAAA" w:sz="2"/>
+          <w:insideV w:val="single" w:color="AAAAAA" w:sz="2"/>
+        </w:tblBorders>
+      </w:tblPr>
+      <w:tblGrid>
+        <w:gridCol w:w="1600"/>
+        <w:gridCol w:w="3600"/>
+        <w:gridCol w:w="3800"/>
+      </w:tblGrid>
+      <w:tr>
+        <w:tc>
+          <w:tcPr>
+            <w:tcW w:type="dxa" w:w="1600"/>
+            <w:shd w:fill="1F4E79" w:val="clear"/>
+            <w:tcMar>
+              <w:top w:type="dxa" w:w="80"/>
+              <w:left w:type="dxa" w:w="120"/>
+              <w:bottom w:type="dxa" w:w="80"/>
+              <w:right w:type="dxa" w:w="120"/>
+            </w:tcMar>
+          </w:tcPr>
+          <w:p>
+            <w:pPr>
+              <w:spacing w:before="40" w:after="40"/>
+            </w:pPr>
+            <w:r>
+              <w:rPr>
+                <w:rFonts w:ascii="Arial" w:cs="Arial" w:eastAsia="Arial" w:hAnsi="Arial"/>
+                <w:b/>
+                <w:bCs/>
+                <w:color w:val="FFFFFF"/>
+                <w:sz w:val="18"/>
+                <w:szCs w:val="18"/>
+              </w:rPr>
+              <w:t>Состояние</w:t>
+            </w:r>
+          </w:p>
+        </w:tc>
+        <w:tc>
+          <w:tcPr>
+            <w:tcW w:type="dxa" w:w="3600"/>
+            <w:shd w:fill="1F4E79" w:val="clear"/>
+            <w:tcMar>
+              <w:top w:type="dxa" w:w="80"/>
+              <w:left w:type="dxa" w:w="120"/>
+              <w:bottom w:type="dxa" w:w="80"/>
+              <w:right w:type="dxa" w:w="120"/>
+            </w:tcMar>
+          </w:tcPr>
+          <w:p>
+            <w:pPr>
+              <w:spacing w:before="40" w:after="40"/>
+            </w:pPr>
+            <w:r>
+              <w:rPr>
+                <w:rFonts w:ascii="Arial" w:cs="Arial" w:eastAsia="Arial" w:hAnsi="Arial"/>
+                <w:b/>
+                <w:bCs/>
+                <w:color w:val="FFFFFF"/>
+                <w:sz w:val="18"/>
+                <w:szCs w:val="18"/>
+              </w:rPr>
+              <w:t>Что делает Orchestrator</w:t>
+            </w:r>
+          </w:p>
+        </w:tc>
+        <w:tc>
+          <w:tcPr>
+            <w:tcW w:type="dxa" w:w="3800"/>
+            <w:shd w:fill="1F4E79" w:val="clear"/>
+            <w:tcMar>
+              <w:top w:type="dxa" w:w="80"/>
+              <w:left w:type="dxa" w:w="120"/>
+              <w:bottom w:type="dxa" w:w="80"/>
+              <w:right w:type="dxa" w:w="120"/>
+            </w:tcMar>
+          </w:tcPr>
+          <w:p>
+            <w:pPr>
+              <w:spacing w:before="40" w:after="40"/>
+            </w:pPr>
+            <w:r>
+              <w:rPr>
+                <w:rFonts w:ascii="Arial" w:cs="Arial" w:eastAsia="Arial" w:hAnsi="Arial"/>
+                <w:b/>
+                <w:bCs/>
+                <w:color w:val="FFFFFF"/>
+                <w:sz w:val="18"/>
+                <w:szCs w:val="18"/>
+              </w:rPr>
+              <w:t>UI (ADR-DES-001)</w:t>
+            </w:r>
+          </w:p>
+        </w:tc>
+      </w:tr>
+      <w:tr>
+        <w:tc>
+          <w:tcPr>
+            <w:tcW w:type="dxa" w:w="1600"/>
+            <w:shd w:fill="F2F2F2" w:val="clear"/>
+            <w:tcMar>
+              <w:top w:type="dxa" w:w="80"/>
+              <w:left w:type="dxa" w:w="120"/>
+              <w:bottom w:type="dxa" w:w="80"/>
+              <w:right w:type="dxa" w:w="120"/>
+            </w:tcMar>
+          </w:tcPr>
+          <w:p>
+            <w:pPr>
+              <w:spacing w:before="40" w:after="40"/>
+            </w:pPr>
+            <w:r>
+              <w:rPr>
+                <w:rFonts w:ascii="Arial" w:cs="Arial" w:eastAsia="Arial" w:hAnsi="Arial"/>
+                <w:b/>
+                <w:bCs/>
+                <w:sz w:val="18"/>
+                <w:szCs w:val="18"/>
+              </w:rPr>
+              <w:t>IDLE</w:t>
+            </w:r>
+          </w:p>
+        </w:tc>
+        <w:tc>
+          <w:tcPr>
+            <w:tcW w:type="dxa" w:w="3600"/>
+            <w:shd w:fill="F2F2F2" w:val="clear"/>
+            <w:tcMar>
+              <w:top w:type="dxa" w:w="80"/>
+              <w:left w:type="dxa" w:w="120"/>
+              <w:bottom w:type="dxa" w:w="80"/>
+              <w:right w:type="dxa" w:w="120"/>
+            </w:tcMar>
+          </w:tcPr>
+          <w:p>
+            <w:pPr>
+              <w:spacing w:before="40" w:after="40"/>
+            </w:pPr>
+            <w:r>
+              <w:rPr>
+                <w:rFonts w:ascii="Arial" w:cs="Arial" w:eastAsia="Arial" w:hAnsi="Arial"/>
+                <w:sz w:val="18"/>
+                <w:szCs w:val="18"/>
+              </w:rPr>
+              <w:t>Слушает wake word через openWakeWord</w:t>
+            </w:r>
+          </w:p>
+        </w:tc>
+        <w:tc>
+          <w:tcPr>
+            <w:tcW w:type="dxa" w:w="3800"/>
+            <w:shd w:fill="F2F2F2" w:val="clear"/>
+            <w:tcMar>
+              <w:top w:type="dxa" w:w="80"/>
+              <w:left w:type="dxa" w:w="120"/>
+              <w:bottom w:type="dxa" w:w="80"/>
+              <w:right w:type="dxa" w:w="120"/>
+            </w:tcMar>
+          </w:tcPr>
+          <w:p>
+            <w:pPr>
+              <w:spacing w:before="40" w:after="40"/>
+            </w:pPr>
+            <w:r>
+              <w:rPr>
+                <w:rFonts w:ascii="Arial" w:cs="Arial" w:eastAsia="Arial" w:hAnsi="Arial"/>
+                <w:sz w:val="18"/>
+                <w:szCs w:val="18"/>
+              </w:rPr>
+              <w:t>Пульсирующий индикатор</w:t>
+            </w:r>
+          </w:p>
+        </w:tc>
+      </w:tr>
+      <w:tr>
+        <w:tc>
+          <w:tcPr>
+            <w:tcW w:type="dxa" w:w="1600"/>
+            <w:shd w:fill="DEEAF1" w:val="clear"/>
+            <w:tcMar>
+              <w:top w:type="dxa" w:w="80"/>
+              <w:left w:type="dxa" w:w="120"/>
+              <w:bottom w:type="dxa" w:w="80"/>
+              <w:right w:type="dxa" w:w="120"/>
+            </w:tcMar>
+          </w:tcPr>
+          <w:p>
+            <w:pPr>
+              <w:spacing w:before="40" w:after="40"/>
+            </w:pPr>
+            <w:r>
+              <w:rPr>
+                <w:rFonts w:ascii="Arial" w:cs="Arial" w:eastAsia="Arial" w:hAnsi="Arial"/>
+                <w:b/>
+                <w:bCs/>
+                <w:color w:val="1F4E79"/>
+                <w:sz w:val="18"/>
+                <w:szCs w:val="18"/>
+              </w:rPr>
+              <w:t>LISTENING</w:t>
+            </w:r>
+          </w:p>
+        </w:tc>
+        <w:tc>
+          <w:tcPr>
+            <w:tcW w:type="dxa" w:w="3600"/>
+            <w:shd w:fill="DEEAF1" w:val="clear"/>
+            <w:tcMar>
+              <w:top w:type="dxa" w:w="80"/>
+              <w:left w:type="dxa" w:w="120"/>
+              <w:bottom w:type="dxa" w:w="80"/>
+              <w:right w:type="dxa" w:w="120"/>
+            </w:tcMar>
+          </w:tcPr>
+          <w:p>
+            <w:pPr>
+              <w:spacing w:before="40" w:after="40"/>
+            </w:pPr>
+            <w:r>
+              <w:rPr>
+                <w:rFonts w:ascii="Arial" w:cs="Arial" w:eastAsia="Arial" w:hAnsi="Arial"/>
+                <w:sz w:val="18"/>
+                <w:szCs w:val="18"/>
+              </w:rPr>
+              <w:t>STT streaming, VAD, partial transcript. Timeout 8s → IDLE</w:t>
+            </w:r>
+          </w:p>
+        </w:tc>
+        <w:tc>
+          <w:tcPr>
+            <w:tcW w:type="dxa" w:w="3800"/>
+            <w:shd w:fill="DEEAF1" w:val="clear"/>
+            <w:tcMar>
+              <w:top w:type="dxa" w:w="80"/>
+              <w:left w:type="dxa" w:w="120"/>
+              <w:bottom w:type="dxa" w:w="80"/>
+              <w:right w:type="dxa" w:w="120"/>
+            </w:tcMar>
+          </w:tcPr>
+          <w:p>
+            <w:pPr>
+              <w:spacing w:before="40" w:after="40"/>
+            </w:pPr>
+            <w:r>
+              <w:rPr>
+                <w:rFonts w:ascii="Arial" w:cs="Arial" w:eastAsia="Arial" w:hAnsi="Arial"/>
+                <w:sz w:val="18"/>
+                <w:szCs w:val="18"/>
+              </w:rPr>
+              <w:t>Waveform + partial transcript</w:t>
+            </w:r>
+          </w:p>
+        </w:tc>
+      </w:tr>
+      <w:tr>
+        <w:tc>
+          <w:tcPr>
+            <w:tcW w:type="dxa" w:w="1600"/>
+            <w:tcMar>
+              <w:top w:type="dxa" w:w="80"/>
+              <w:left w:type="dxa" w:w="120"/>
+              <w:bottom w:type="dxa" w:w="80"/>
+              <w:right w:type="dxa" w:w="120"/>
+            </w:tcMar>
+          </w:tcPr>
+          <w:p>
+            <w:pPr>
+              <w:spacing w:before="40" w:after="40"/>
+            </w:pPr>
+            <w:r>
+              <w:rPr>
+                <w:rFonts w:ascii="Arial" w:cs="Arial" w:eastAsia="Arial" w:hAnsi="Arial"/>
+                <w:b/>
+                <w:bCs/>
+                <w:sz w:val="18"/>
+                <w:szCs w:val="18"/>
+              </w:rPr>
+              <w:t>PROCESSING</w:t>
+            </w:r>
+          </w:p>
+        </w:tc>
+        <w:tc>
+          <w:tcPr>
+            <w:tcW w:type="dxa" w:w="3600"/>
+            <w:tcMar>
+              <w:top w:type="dxa" w:w="80"/>
+              <w:left w:type="dxa" w:w="120"/>
+              <w:bottom w:type="dxa" w:w="80"/>
+              <w:right w:type="dxa" w:w="120"/>
+            </w:tcMar>
+          </w:tcPr>
+          <w:p>
+            <w:pPr>
+              <w:spacing w:before="40" w:after="40"/>
+            </w:pPr>
+            <w:r>
+              <w:rPr>
+                <w:rFonts w:ascii="Arial" w:cs="Arial" w:eastAsia="Arial" w:hAnsi="Arial"/>
+                <w:sz w:val="18"/>
+                <w:szCs w:val="18"/>
+              </w:rPr>
+              <w:t>IntentClassifier + BackendRouter + LLM inference start</w:t>
+            </w:r>
+          </w:p>
+        </w:tc>
+        <w:tc>
+          <w:tcPr>
+            <w:tcW w:type="dxa" w:w="3800"/>
+            <w:tcMar>
+              <w:top w:type="dxa" w:w="80"/>
+              <w:left w:type="dxa" w:w="120"/>
+              <w:bottom w:type="dxa" w:w="80"/>
+              <w:right w:type="dxa" w:w="120"/>
+            </w:tcMar>
+          </w:tcPr>
+          <w:p>
+            <w:pPr>
+              <w:spacing w:before="40" w:after="40"/>
+            </w:pPr>
+            <w:r>
+              <w:rPr>
+                <w:rFonts w:ascii="Arial" w:cs="Arial" w:eastAsia="Arial" w:hAnsi="Arial"/>
+                <w:sz w:val="18"/>
+                <w:szCs w:val="18"/>
+              </w:rPr>
+              <w:t>Spinner “Думаю...”. Кнопка Stop активна.</w:t>
+            </w:r>
+          </w:p>
+        </w:tc>
+      </w:tr>
+      <w:tr>
+        <w:tc>
+          <w:tcPr>
+            <w:tcW w:type="dxa" w:w="1600"/>
+            <w:shd w:fill="E2EFDA" w:val="clear"/>
+            <w:tcMar>
+              <w:top w:type="dxa" w:w="80"/>
+              <w:left w:type="dxa" w:w="120"/>
+              <w:bottom w:type="dxa" w:w="80"/>
+              <w:right w:type="dxa" w:w="120"/>
+            </w:tcMar>
+          </w:tcPr>
+          <w:p>
+            <w:pPr>
+              <w:spacing w:before="40" w:after="40"/>
+            </w:pPr>
+            <w:r>
+              <w:rPr>
+                <w:rFonts w:ascii="Arial" w:cs="Arial" w:eastAsia="Arial" w:hAnsi="Arial"/>
+                <w:b/>
+                <w:bCs/>
+                <w:color w:val="375623"/>
+                <w:sz w:val="18"/>
+                <w:szCs w:val="18"/>
+              </w:rPr>
+              <w:t>GENERATING</w:t>
+            </w:r>
+          </w:p>
+        </w:tc>
+        <w:tc>
+          <w:tcPr>
+            <w:tcW w:type="dxa" w:w="3600"/>
+            <w:shd w:fill="E2EFDA" w:val="clear"/>
+            <w:tcMar>
+              <w:top w:type="dxa" w:w="80"/>
+              <w:left w:type="dxa" w:w="120"/>
+              <w:bottom w:type="dxa" w:w="80"/>
+              <w:right w:type="dxa" w:w="120"/>
+            </w:tcMar>
+          </w:tcPr>
+          <w:p>
+            <w:pPr>
+              <w:spacing w:before="40" w:after="40"/>
+            </w:pPr>
+            <w:r>
+              <w:rPr>
+                <w:rFonts w:ascii="Arial" w:cs="Arial" w:eastAsia="Arial" w:hAnsi="Arial"/>
+                <w:sz w:val="18"/>
+                <w:szCs w:val="18"/>
+              </w:rPr>
+              <w:t xml:space="preserve">LLM streaming tokens → TTS buffer. Streaming TTS начинается при первом предложении.</w:t>
+            </w:r>
+          </w:p>
+        </w:tc>
+        <w:tc>
+          <w:tcPr>
+            <w:tcW w:type="dxa" w:w="3800"/>
+            <w:shd w:fill="E2EFDA" w:val="clear"/>
+            <w:tcMar>
+              <w:top w:type="dxa" w:w="80"/>
+              <w:left w:type="dxa" w:w="120"/>
+              <w:bottom w:type="dxa" w:w="80"/>
+              <w:right w:type="dxa" w:w="120"/>
+            </w:tcMar>
+          </w:tcPr>
+          <w:p>
+            <w:pPr>
+              <w:spacing w:before="40" w:after="40"/>
+            </w:pPr>
+            <w:r>
+              <w:rPr>
+                <w:rFonts w:ascii="Arial" w:cs="Arial" w:eastAsia="Arial" w:hAnsi="Arial"/>
+                <w:sz w:val="18"/>
+                <w:szCs w:val="18"/>
+              </w:rPr>
+              <w:t xml:space="preserve">Текст появляется на экране по мере генерации. ★ Новое состояние (не в ADR-ARCH-001)</w:t>
+            </w:r>
+          </w:p>
+        </w:tc>
+      </w:tr>
+      <w:tr>
+        <w:tc>
+          <w:tcPr>
+            <w:tcW w:type="dxa" w:w="1600"/>
+            <w:shd w:fill="FFF2CC" w:val="clear"/>
+            <w:tcMar>
+              <w:top w:type="dxa" w:w="80"/>
+              <w:left w:type="dxa" w:w="120"/>
+              <w:bottom w:type="dxa" w:w="80"/>
+              <w:right w:type="dxa" w:w="120"/>
+            </w:tcMar>
+          </w:tcPr>
+          <w:p>
+            <w:pPr>
+              <w:spacing w:before="40" w:after="40"/>
+            </w:pPr>
+            <w:r>
+              <w:rPr>
+                <w:rFonts w:ascii="Arial" w:cs="Arial" w:eastAsia="Arial" w:hAnsi="Arial"/>
+                <w:b/>
+                <w:bCs/>
+                <w:color w:val="7F6000"/>
+                <w:sz w:val="18"/>
+                <w:szCs w:val="18"/>
+              </w:rPr>
+              <w:t>RESPONDING</w:t>
+            </w:r>
+          </w:p>
+        </w:tc>
+        <w:tc>
+          <w:tcPr>
+            <w:tcW w:type="dxa" w:w="3600"/>
+            <w:shd w:fill="FFF2CC" w:val="clear"/>
+            <w:tcMar>
+              <w:top w:type="dxa" w:w="80"/>
+              <w:left w:type="dxa" w:w="120"/>
+              <w:bottom w:type="dxa" w:w="80"/>
+              <w:right w:type="dxa" w:w="120"/>
+            </w:tcMar>
+          </w:tcPr>
+          <w:p>
+            <w:pPr>
+              <w:spacing w:before="40" w:after="40"/>
+            </w:pPr>
+            <w:r>
+              <w:rPr>
+                <w:rFonts w:ascii="Arial" w:cs="Arial" w:eastAsia="Arial" w:hAnsi="Arial"/>
+                <w:sz w:val="18"/>
+                <w:szCs w:val="18"/>
+              </w:rPr>
+              <w:t>TTS воспроизводит финальный ответ. LLM уже завершил.</w:t>
+            </w:r>
+          </w:p>
+        </w:tc>
+        <w:tc>
+          <w:tcPr>
+            <w:tcW w:type="dxa" w:w="3800"/>
+            <w:shd w:fill="FFF2CC" w:val="clear"/>
+            <w:tcMar>
+              <w:top w:type="dxa" w:w="80"/>
+              <w:left w:type="dxa" w:w="120"/>
+              <w:bottom w:type="dxa" w:w="80"/>
+              <w:right w:type="dxa" w:w="120"/>
+            </w:tcMar>
+          </w:tcPr>
+          <w:p>
+            <w:pPr>
+              <w:spacing w:before="40" w:after="40"/>
+            </w:pPr>
+            <w:r>
+              <w:rPr>
+                <w:rFonts w:ascii="Arial" w:cs="Arial" w:eastAsia="Arial" w:hAnsi="Arial"/>
+                <w:sz w:val="18"/>
+                <w:szCs w:val="18"/>
+              </w:rPr>
+              <w:t>Анимация звуковых волн TTS. Barge-in активен.</w:t>
+            </w:r>
+          </w:p>
+        </w:tc>
+      </w:tr>
+      <w:tr>
+        <w:tc>
+          <w:tcPr>
+            <w:tcW w:type="dxa" w:w="1600"/>
+            <w:shd w:fill="FCE4D6" w:val="clear"/>
+            <w:tcMar>
+              <w:top w:type="dxa" w:w="80"/>
+              <w:left w:type="dxa" w:w="120"/>
+              <w:bottom w:type="dxa" w:w="80"/>
+              <w:right w:type="dxa" w:w="120"/>
+            </w:tcMar>
+          </w:tcPr>
+          <w:p>
+            <w:pPr>
+              <w:spacing w:before="40" w:after="40"/>
+            </w:pPr>
+            <w:r>
+              <w:rPr>
+                <w:rFonts w:ascii="Arial" w:cs="Arial" w:eastAsia="Arial" w:hAnsi="Arial"/>
+                <w:b/>
+                <w:bCs/>
+                <w:color w:val="C00000"/>
+                <w:sz w:val="18"/>
+                <w:szCs w:val="18"/>
+              </w:rPr>
+              <w:t>ERROR</w:t>
+            </w:r>
+          </w:p>
+        </w:tc>
+        <w:tc>
+          <w:tcPr>
+            <w:tcW w:type="dxa" w:w="3600"/>
+            <w:shd w:fill="FCE4D6" w:val="clear"/>
+            <w:tcMar>
+              <w:top w:type="dxa" w:w="80"/>
+              <w:left w:type="dxa" w:w="120"/>
+              <w:bottom w:type="dxa" w:w="80"/>
+              <w:right w:type="dxa" w:w="120"/>
+            </w:tcMar>
+          </w:tcPr>
+          <w:p>
+            <w:pPr>
+              <w:spacing w:before="40" w:after="40"/>
+            </w:pPr>
+            <w:r>
+              <w:rPr>
+                <w:rFonts w:ascii="Arial" w:cs="Arial" w:eastAsia="Arial" w:hAnsi="Arial"/>
+                <w:sz w:val="18"/>
+                <w:szCs w:val="18"/>
+              </w:rPr>
+              <w:t>Логирует ошибку в Telemetry. Авто-сброс в IDLE через 3s.</w:t>
+            </w:r>
+          </w:p>
+        </w:tc>
+        <w:tc>
+          <w:tcPr>
+            <w:tcW w:type="dxa" w:w="3800"/>
+            <w:shd w:fill="FCE4D6" w:val="clear"/>
+            <w:tcMar>
+              <w:top w:type="dxa" w:w="80"/>
+              <w:left w:type="dxa" w:w="120"/>
+              <w:bottom w:type="dxa" w:w="80"/>
+              <w:right w:type="dxa" w:w="120"/>
+            </w:tcMar>
+          </w:tcPr>
+          <w:p>
+            <w:pPr>
+              <w:spacing w:before="40" w:after="40"/>
+            </w:pPr>
+            <w:r>
+              <w:rPr>
+                <w:rFonts w:ascii="Arial" w:cs="Arial" w:eastAsia="Arial" w:hAnsi="Arial"/>
+                <w:sz w:val="18"/>
+                <w:szCs w:val="18"/>
+              </w:rPr>
+              <w:t>Красный badge + краткое сообщение об ошибке.</w:t>
+            </w:r>
+          </w:p>
+        </w:tc>
+      </w:tr>
+    </w:tbl>
+    <w:p>
+      <w:pPr>
+        <w:spacing w:before="60" w:after="40"/>
+      </w:pPr>
+      <w:r>
+        <w:rPr>
+          <w:rFonts w:ascii="Arial" w:cs="Arial" w:eastAsia="Arial" w:hAnsi="Arial"/>
+          <w:i/>
+          <w:iCs/>
+          <w:color w:val="595959"/>
+          <w:sz w:val="18"/>
+          <w:szCs w:val="18"/>
+        </w:rPr>
+        <w:t xml:space="preserve">★ Состояние GENERATING добавлено к оригинальному ADR-ARCH-001. Разделение PROCESSING/GENERATING важно для UI и для barge-in: прерывать можно уже при GENERATING, не дожидаясь RESPONDING.</w:t>
+      </w:r>
+    </w:p>
+    <w:p>
+      <w:pPr>
+        <w:spacing w:before="40" w:after="40"/>
+      </w:pPr>
+      <w:r>
+        <w:t xml:space="preserve"/>
+      </w:r>
+    </w:p>
+    <w:p>
+      <w:pPr>
+        <w:pStyle w:val="Heading2"/>
+        <w:spacing w:before="280" w:after="100"/>
+      </w:pPr>
+      <w:r>
+        <w:rPr>
+          <w:rFonts w:ascii="Arial" w:cs="Arial" w:eastAsia="Arial" w:hAnsi="Arial"/>
+          <w:b/>
+          <w:bCs/>
+          <w:color w:val="2E75B6"/>
+          <w:sz w:val="28"/>
+          <w:szCs w:val="28"/>
+        </w:rPr>
+        <w:t xml:space="preserve">12.2 IntentClassifier и BackendRouter</w:t>
+      </w:r>
+    </w:p>
+    <w:p>
+      <w:pPr>
+        <w:spacing w:before="80" w:after="80"/>
+      </w:pPr>
+      <w:r>
+        <w:rPr>
+          <w:rFonts w:ascii="Arial" w:cs="Arial" w:eastAsia="Arial" w:hAnsi="Arial"/>
+          <w:sz w:val="22"/>
+          <w:szCs w:val="22"/>
+        </w:rPr>
+        <w:t xml:space="preserve">Существующий раздел 5 (Intent Router) описывает единый компонент. ADR-ARCH-001 предлагает разделить ответственности. Принято: разделение логически обосновано и не усложняет реализацию Sprint 1.</w:t>
+      </w:r>
+    </w:p>
+    <w:tbl>
+      <w:tblPr>
+        <w:tblW w:type="dxa" w:w="9000"/>
+        <w:tblBorders>
+          <w:top w:val="single" w:color="AAAAAA" w:sz="4"/>
+          <w:left w:val="single" w:color="AAAAAA" w:sz="4"/>
+          <w:bottom w:val="single" w:color="AAAAAA" w:sz="4"/>
+          <w:right w:val="single" w:color="AAAAAA" w:sz="4"/>
+          <w:insideH w:val="single" w:color="AAAAAA" w:sz="2"/>
+          <w:insideV w:val="single" w:color="AAAAAA" w:sz="2"/>
+        </w:tblBorders>
+      </w:tblPr>
+      <w:tblGrid>
+        <w:gridCol w:w="2200"/>
+        <w:gridCol w:w="3300"/>
+        <w:gridCol w:w="3500"/>
+      </w:tblGrid>
+      <w:tr>
+        <w:tc>
+          <w:tcPr>
+            <w:tcW w:type="dxa" w:w="2200"/>
+            <w:shd w:fill="1F4E79" w:val="clear"/>
+            <w:tcMar>
+              <w:top w:type="dxa" w:w="80"/>
+              <w:left w:type="dxa" w:w="120"/>
+              <w:bottom w:type="dxa" w:w="80"/>
+              <w:right w:type="dxa" w:w="120"/>
+            </w:tcMar>
+          </w:tcPr>
+          <w:p>
+            <w:pPr>
+              <w:spacing w:before="40" w:after="40"/>
+            </w:pPr>
+            <w:r>
+              <w:rPr>
+                <w:rFonts w:ascii="Arial" w:cs="Arial" w:eastAsia="Arial" w:hAnsi="Arial"/>
+                <w:b/>
+                <w:bCs/>
+                <w:color w:val="FFFFFF"/>
+                <w:sz w:val="18"/>
+                <w:szCs w:val="18"/>
+              </w:rPr>
+              <w:t>Компонент</w:t>
+            </w:r>
+          </w:p>
+        </w:tc>
+        <w:tc>
+          <w:tcPr>
+            <w:tcW w:type="dxa" w:w="3300"/>
+            <w:shd w:fill="1F4E79" w:val="clear"/>
+            <w:tcMar>
+              <w:top w:type="dxa" w:w="80"/>
+              <w:left w:type="dxa" w:w="120"/>
+              <w:bottom w:type="dxa" w:w="80"/>
+              <w:right w:type="dxa" w:w="120"/>
+            </w:tcMar>
+          </w:tcPr>
+          <w:p>
+            <w:pPr>
+              <w:spacing w:before="40" w:after="40"/>
+            </w:pPr>
+            <w:r>
+              <w:rPr>
+                <w:rFonts w:ascii="Arial" w:cs="Arial" w:eastAsia="Arial" w:hAnsi="Arial"/>
+                <w:b/>
+                <w:bCs/>
+                <w:color w:val="FFFFFF"/>
+                <w:sz w:val="18"/>
+                <w:szCs w:val="18"/>
+              </w:rPr>
+              <w:t>Ответственность</w:t>
+            </w:r>
+          </w:p>
+        </w:tc>
+        <w:tc>
+          <w:tcPr>
+            <w:tcW w:type="dxa" w:w="3500"/>
+            <w:shd w:fill="1F4E79" w:val="clear"/>
+            <w:tcMar>
+              <w:top w:type="dxa" w:w="80"/>
+              <w:left w:type="dxa" w:w="120"/>
+              <w:bottom w:type="dxa" w:w="80"/>
+              <w:right w:type="dxa" w:w="120"/>
+            </w:tcMar>
+          </w:tcPr>
+          <w:p>
+            <w:pPr>
+              <w:spacing w:before="40" w:after="40"/>
+            </w:pPr>
+            <w:r>
+              <w:rPr>
+                <w:rFonts w:ascii="Arial" w:cs="Arial" w:eastAsia="Arial" w:hAnsi="Arial"/>
+                <w:b/>
+                <w:bCs/>
+                <w:color w:val="FFFFFF"/>
+                <w:sz w:val="18"/>
+                <w:szCs w:val="18"/>
+              </w:rPr>
+              <w:t>Реализация Sprint</w:t>
+            </w:r>
+          </w:p>
+        </w:tc>
+      </w:tr>
+      <w:tr>
+        <w:tc>
+          <w:tcPr>
+            <w:tcW w:type="dxa" w:w="2200"/>
+            <w:shd w:fill="DEEAF1" w:val="clear"/>
+            <w:tcMar>
+              <w:top w:type="dxa" w:w="80"/>
+              <w:left w:type="dxa" w:w="120"/>
+              <w:bottom w:type="dxa" w:w="80"/>
+              <w:right w:type="dxa" w:w="120"/>
+            </w:tcMar>
+          </w:tcPr>
+          <w:p>
+            <w:pPr>
+              <w:spacing w:before="40" w:after="40"/>
+            </w:pPr>
+            <w:r>
+              <w:rPr>
+                <w:rFonts w:ascii="Arial" w:cs="Arial" w:eastAsia="Arial" w:hAnsi="Arial"/>
+                <w:b/>
+                <w:bCs/>
+                <w:sz w:val="18"/>
+                <w:szCs w:val="18"/>
+              </w:rPr>
+              <w:t>IntentClassifier</w:t>
+            </w:r>
+          </w:p>
+        </w:tc>
+        <w:tc>
+          <w:tcPr>
+            <w:tcW w:type="dxa" w:w="3300"/>
+            <w:shd w:fill="DEEAF1" w:val="clear"/>
+            <w:tcMar>
+              <w:top w:type="dxa" w:w="80"/>
+              <w:left w:type="dxa" w:w="120"/>
+              <w:bottom w:type="dxa" w:w="80"/>
+              <w:right w:type="dxa" w:w="120"/>
+            </w:tcMar>
+          </w:tcPr>
+          <w:p>
+            <w:pPr>
+              <w:spacing w:before="40" w:after="40"/>
+            </w:pPr>
+            <w:r>
+              <w:rPr>
+                <w:rFonts w:ascii="Arial" w:cs="Arial" w:eastAsia="Arial" w:hAnsi="Arial"/>
+                <w:sz w:val="18"/>
+                <w:szCs w:val="18"/>
+              </w:rPr>
+              <w:t xml:space="preserve">ЧТО хочет пользователь. Intent + confidence + slots. On-device, быстрый (&lt;50ms). Qwen3.5-0.8B или rule-based.</w:t>
+            </w:r>
+          </w:p>
+        </w:tc>
+        <w:tc>
+          <w:tcPr>
+            <w:tcW w:type="dxa" w:w="3500"/>
+            <w:shd w:fill="DEEAF1" w:val="clear"/>
+            <w:tcMar>
+              <w:top w:type="dxa" w:w="80"/>
+              <w:left w:type="dxa" w:w="120"/>
+              <w:bottom w:type="dxa" w:w="80"/>
+              <w:right w:type="dxa" w:w="120"/>
+            </w:tcMar>
+          </w:tcPr>
+          <w:p>
+            <w:pPr>
+              <w:spacing w:before="40" w:after="40"/>
+            </w:pPr>
+            <w:r>
+              <w:rPr>
+                <w:rFonts w:ascii="Arial" w:cs="Arial" w:eastAsia="Arial" w:hAnsi="Arial"/>
+                <w:sz w:val="18"/>
+                <w:szCs w:val="18"/>
+              </w:rPr>
+              <w:t>Sprint 1: rule-based. Sprint 2: Qwen3.5-0.8B</w:t>
+            </w:r>
+          </w:p>
+        </w:tc>
+      </w:tr>
+      <w:tr>
+        <w:tc>
+          <w:tcPr>
+            <w:tcW w:type="dxa" w:w="2200"/>
+            <w:shd w:fill="E2EFDA" w:val="clear"/>
+            <w:tcMar>
+              <w:top w:type="dxa" w:w="80"/>
+              <w:left w:type="dxa" w:w="120"/>
+              <w:bottom w:type="dxa" w:w="80"/>
+              <w:right w:type="dxa" w:w="120"/>
+            </w:tcMar>
+          </w:tcPr>
+          <w:p>
+            <w:pPr>
+              <w:spacing w:before="40" w:after="40"/>
+            </w:pPr>
+            <w:r>
+              <w:rPr>
+                <w:rFonts w:ascii="Arial" w:cs="Arial" w:eastAsia="Arial" w:hAnsi="Arial"/>
+                <w:b/>
+                <w:bCs/>
+                <w:sz w:val="18"/>
+                <w:szCs w:val="18"/>
+              </w:rPr>
+              <w:t>BackendRouter</w:t>
+            </w:r>
+          </w:p>
+        </w:tc>
+        <w:tc>
+          <w:tcPr>
+            <w:tcW w:type="dxa" w:w="3300"/>
+            <w:shd w:fill="E2EFDA" w:val="clear"/>
+            <w:tcMar>
+              <w:top w:type="dxa" w:w="80"/>
+              <w:left w:type="dxa" w:w="120"/>
+              <w:bottom w:type="dxa" w:w="80"/>
+              <w:right w:type="dxa" w:w="120"/>
+            </w:tcMar>
+          </w:tcPr>
+          <w:p>
+            <w:pPr>
+              <w:spacing w:before="40" w:after="40"/>
+            </w:pPr>
+            <w:r>
+              <w:rPr>
+                <w:rFonts w:ascii="Arial" w:cs="Arial" w:eastAsia="Arial" w:hAnsi="Arial"/>
+                <w:sz w:val="18"/>
+                <w:szCs w:val="18"/>
+              </w:rPr>
+              <w:t xml:space="preserve">ГДЕ исполнять. local/cloud/offline, режим STT/TTS, confirm required, fallback стратегия.</w:t>
+            </w:r>
+          </w:p>
+        </w:tc>
+        <w:tc>
+          <w:tcPr>
+            <w:tcW w:type="dxa" w:w="3500"/>
+            <w:shd w:fill="E2EFDA" w:val="clear"/>
+            <w:tcMar>
+              <w:top w:type="dxa" w:w="80"/>
+              <w:left w:type="dxa" w:w="120"/>
+              <w:bottom w:type="dxa" w:w="80"/>
+              <w:right w:type="dxa" w:w="120"/>
+            </w:tcMar>
+          </w:tcPr>
+          <w:p>
+            <w:pPr>
+              <w:spacing w:before="40" w:after="40"/>
+            </w:pPr>
+            <w:r>
+              <w:rPr>
+                <w:rFonts w:ascii="Arial" w:cs="Arial" w:eastAsia="Arial" w:hAnsi="Arial"/>
+                <w:sz w:val="18"/>
+                <w:szCs w:val="18"/>
+              </w:rPr>
+              <w:t>Sprint 2: простые правила. Sprint 3: расширенный</w:t>
+            </w:r>
+          </w:p>
+        </w:tc>
+      </w:tr>
+    </w:tbl>
+    <w:p>
+      <w:pPr>
+        <w:spacing w:before="40" w:after="40"/>
+      </w:pPr>
+      <w:r>
+        <w:t xml:space="preserve"/>
+      </w:r>
+    </w:p>
+    <w:p>
+      <w:pPr>
+        <w:pStyle w:val="Heading2"/>
+        <w:spacing w:before="280" w:after="100"/>
+      </w:pPr>
+      <w:r>
+        <w:rPr>
+          <w:rFonts w:ascii="Arial" w:cs="Arial" w:eastAsia="Arial" w:hAnsi="Arial"/>
+          <w:b/>
+          <w:bCs/>
+          <w:color w:val="2E75B6"/>
+          <w:sz w:val="28"/>
+          <w:szCs w:val="28"/>
+        </w:rPr>
+        <w:t xml:space="preserve">12.3 Telemetry — метрики Orchestrator</w:t>
+      </w:r>
+    </w:p>
+    <w:p>
+      <w:pPr>
+        <w:spacing w:before="60" w:after="40"/>
+      </w:pPr>
+      <w:r>
+        <w:rPr>
+          <w:rFonts w:ascii="Arial" w:cs="Arial" w:eastAsia="Arial" w:hAnsi="Arial"/>
+          <w:sz w:val="22"/>
+          <w:szCs w:val="22"/>
+        </w:rPr>
+        <w:t xml:space="preserve">Список метрик из ADR-OQ-001 интегрирован сюда (ADR-OQ-001 не принят как отдельный ADR — см. 12.5). Каждый переход FSM логирует:</w:t>
+      </w:r>
+    </w:p>
+    <w:tbl>
+      <w:tblPr>
+        <w:tblW w:type="dxa" w:w="9000"/>
+      </w:tblPr>
+      <w:tblGrid>
+        <w:gridCol w:w="9000"/>
+      </w:tblGrid>
+      <w:tr>
+        <w:tc>
+          <w:tcPr>
+            <w:tcW w:type="dxa" w:w="9000"/>
+            <w:shd w:fill="1E2A2A" w:val="clear"/>
+            <w:tcMar>
+              <w:top w:type="dxa" w:w="140"/>
+              <w:left w:type="dxa" w:w="220"/>
+              <w:bottom w:type="dxa" w:w="140"/>
+              <w:right w:type="dxa" w:w="220"/>
+            </w:tcMar>
+          </w:tcPr>
+          <w:p>
+            <w:pPr>
+              <w:spacing w:before="20" w:after="10"/>
+            </w:pPr>
+            <w:r>
+              <w:rPr>
+                <w:rFonts w:ascii="Courier New" w:cs="Courier New" w:eastAsia="Courier New" w:hAnsi="Courier New"/>
+                <w:color w:val="FFF2CC"/>
+                <w:sz w:val="18"/>
+                <w:szCs w:val="18"/>
+              </w:rPr>
+              <w:t xml:space="preserve">wake_to_stt_ms      // IDLE → LISTENING latency</w:t>
+            </w:r>
+          </w:p>
+          <w:p>
+            <w:pPr>
+              <w:spacing w:before="0" w:after="0"/>
+            </w:pPr>
+            <w:r>
+              <w:rPr>
+                <w:rFonts w:ascii="Courier New" w:cs="Courier New" w:eastAsia="Courier New" w:hAnsi="Courier New"/>
+                <w:color w:val="9CF1F0"/>
+                <w:sz w:val="18"/>
+                <w:szCs w:val="18"/>
+              </w:rPr>
+              <w:t xml:space="preserve">stt_latency_ms      // LISTENING → PROCESSING</w:t>
+            </w:r>
+          </w:p>
+          <w:p>
+            <w:pPr>
+              <w:spacing w:before="0" w:after="0"/>
+            </w:pPr>
+            <w:r>
+              <w:rPr>
+                <w:rFonts w:ascii="Courier New" w:cs="Courier New" w:eastAsia="Courier New" w:hAnsi="Courier New"/>
+                <w:color w:val="9CF1F0"/>
+                <w:sz w:val="18"/>
+                <w:szCs w:val="18"/>
+              </w:rPr>
+              <w:t xml:space="preserve">route_reason        // "local_fast" | "cloud_quality" | "offline_fallback"</w:t>
+            </w:r>
+          </w:p>
+          <w:p>
+            <w:pPr>
+              <w:spacing w:before="0" w:after="0"/>
+            </w:pPr>
+            <w:r>
+              <w:rPr>
+                <w:rFonts w:ascii="Courier New" w:cs="Courier New" w:eastAsia="Courier New" w:hAnsi="Courier New"/>
+                <w:color w:val="9CF1F0"/>
+                <w:sz w:val="18"/>
+                <w:szCs w:val="18"/>
+              </w:rPr>
+              <w:t xml:space="preserve">llm_first_token_ms  // PROCESSING → GENERATING (time to first token)</w:t>
+            </w:r>
+          </w:p>
+          <w:p>
+            <w:pPr>
+              <w:spacing w:before="0" w:after="0"/>
+            </w:pPr>
+            <w:r>
+              <w:rPr>
+                <w:rFonts w:ascii="Courier New" w:cs="Courier New" w:eastAsia="Courier New" w:hAnsi="Courier New"/>
+                <w:color w:val="9CF1F0"/>
+                <w:sz w:val="18"/>
+                <w:szCs w:val="18"/>
+              </w:rPr>
+              <w:t xml:space="preserve">tts_first_audio_ms  // GENERATING → первый аудио-chunk</w:t>
+            </w:r>
+          </w:p>
+          <w:p>
+            <w:pPr>
+              <w:spacing w:before="0" w:after="0"/>
+            </w:pPr>
+            <w:r>
+              <w:rPr>
+                <w:rFonts w:ascii="Courier New" w:cs="Courier New" w:eastAsia="Courier New" w:hAnsi="Courier New"/>
+                <w:color w:val="80D5D4"/>
+                <w:sz w:val="18"/>
+                <w:szCs w:val="18"/>
+              </w:rPr>
+              <w:t xml:space="preserve">fallback_count      // сколько раз BackendRouter переключился на fallback</w:t>
+            </w:r>
+          </w:p>
+          <w:p>
+            <w:pPr>
+              <w:spacing w:before="0" w:after="0"/>
+            </w:pPr>
+            <w:r>
+              <w:rPr>
+                <w:rFonts w:ascii="Courier New" w:cs="Courier New" w:eastAsia="Courier New" w:hAnsi="Courier New"/>
+                <w:color w:val="80D5D4"/>
+                <w:sz w:val="18"/>
+                <w:szCs w:val="18"/>
+              </w:rPr>
+              <w:t xml:space="preserve">confirm_rate        // % запросов потребовавших confirm UI</w:t>
+            </w:r>
+          </w:p>
+          <w:p>
+            <w:pPr>
+              <w:spacing w:before="0" w:after="20"/>
+            </w:pPr>
+            <w:r>
+              <w:rPr>
+                <w:rFonts w:ascii="Courier New" w:cs="Courier New" w:eastAsia="Courier New" w:hAnsi="Courier New"/>
+                <w:color w:val="80D5D4"/>
+                <w:sz w:val="18"/>
+                <w:szCs w:val="18"/>
+              </w:rPr>
+              <w:t xml:space="preserve">barge_in_count      // сколько раз пользователь прервал ответ</w:t>
+            </w:r>
+          </w:p>
+        </w:tc>
+      </w:tr>
+    </w:tbl>
+    <w:p>
+      <w:pPr>
+        <w:spacing w:before="40" w:after="40"/>
+      </w:pPr>
+      <w:r>
+        <w:t xml:space="preserve"/>
+      </w:r>
+    </w:p>
+    <w:p>
+      <w:pPr>
+        <w:pStyle w:val="Heading2"/>
+        <w:spacing w:before="280" w:after="100"/>
+      </w:pPr>
+      <w:r>
+        <w:rPr>
+          <w:rFonts w:ascii="Arial" w:cs="Arial" w:eastAsia="Arial" w:hAnsi="Arial"/>
+          <w:b/>
+          <w:bCs/>
+          <w:color w:val="2E75B6"/>
+          <w:sz w:val="28"/>
+          <w:szCs w:val="28"/>
+        </w:rPr>
+        <w:t xml:space="preserve">12.4 Voice State UI — ADR-DES-001 ПРИНЯТО с дополнениями</w:t>
+      </w:r>
+    </w:p>
+    <w:p>
+      <w:pPr>
+        <w:spacing w:before="80" w:after="60"/>
+      </w:pPr>
+      <w:r>
+        <w:rPr>
+          <w:rFonts w:ascii="Arial" w:cs="Arial" w:eastAsia="Arial" w:hAnsi="Arial"/>
+          <w:sz w:val="22"/>
+          <w:szCs w:val="22"/>
+        </w:rPr>
+        <w:t xml:space="preserve">Компонент Voice State Indicator синхронизируется с FSM Orchestrator. Принято полностью. Добавлены два уточнения которые отсутствовали в ADR-DES-001:</w:t>
+      </w:r>
+    </w:p>
+    <w:p>
+      <w:pPr>
+        <w:pStyle w:val="ListParagraph"/>
+        <w:numPr>
+          <w:ilvl w:val="0"/>
+          <w:numId w:val="2"/>
+        </w:numPr>
+        <w:spacing w:before="60" w:after="60"/>
+      </w:pPr>
+      <w:r>
+        <w:rPr>
+          <w:rFonts w:ascii="Arial" w:cs="Arial" w:eastAsia="Arial" w:hAnsi="Arial"/>
+          <w:b/>
+          <w:bCs/>
+          <w:sz w:val="22"/>
+          <w:szCs w:val="22"/>
+        </w:rPr>
+        <w:t xml:space="preserve">Hard reset: </w:t>
+      </w:r>
+      <w:r>
+        <w:rPr>
+          <w:rFonts w:ascii="Arial" w:cs="Arial" w:eastAsia="Arial" w:hAnsi="Arial"/>
+          <w:sz w:val="22"/>
+          <w:szCs w:val="22"/>
+        </w:rPr>
+        <w:t xml:space="preserve">долгое нажатие кнопки на очках (2s) → принудительный сброс в IDLE из любого состояния. Необходимо для выхода из зависшего PROCESSING без таймаута.</w:t>
+      </w:r>
+    </w:p>
+    <w:p>
+      <w:pPr>
+        <w:pStyle w:val="ListParagraph"/>
+        <w:numPr>
+          <w:ilvl w:val="0"/>
+          <w:numId w:val="2"/>
+        </w:numPr>
+        <w:spacing w:before="60" w:after="60"/>
+      </w:pPr>
+      <w:r>
+        <w:rPr>
+          <w:rFonts w:ascii="Arial" w:cs="Arial" w:eastAsia="Arial" w:hAnsi="Arial"/>
+          <w:b/>
+          <w:bCs/>
+          <w:sz w:val="22"/>
+          <w:szCs w:val="22"/>
+        </w:rPr>
+        <w:t xml:space="preserve">OFFLINE scope: </w:t>
+      </w:r>
+      <w:r>
+        <w:rPr>
+          <w:rFonts w:ascii="Arial" w:cs="Arial" w:eastAsia="Arial" w:hAnsi="Arial"/>
+          <w:sz w:val="22"/>
+          <w:szCs w:val="22"/>
+        </w:rPr>
+        <w:t xml:space="preserve">в offline режиме доступны: wake word, STT (Whisper on-device), LLM (Qwen локально на EVO X2 по Wi-Fi или встроенный). Недоступны: Yandex TTS → fallback на Android built-in TTS, облачный поиск, Actions требующие сети. UI показывает badge “Офлайн” и скрывает недоступные функции.</w:t>
+      </w:r>
+    </w:p>
+    <w:p>
+      <w:pPr>
+        <w:spacing w:before="40" w:after="40"/>
+      </w:pPr>
+      <w:r>
+        <w:t xml:space="preserve"/>
+      </w:r>
+    </w:p>
+    <w:p>
+      <w:pPr>
+        <w:pStyle w:val="Heading2"/>
+        <w:spacing w:before="280" w:after="100"/>
+      </w:pPr>
+      <w:r>
+        <w:rPr>
+          <w:rFonts w:ascii="Arial" w:cs="Arial" w:eastAsia="Arial" w:hAnsi="Arial"/>
+          <w:b/>
+          <w:bCs/>
+          <w:color w:val="2E75B6"/>
+          <w:sz w:val="28"/>
+          <w:szCs w:val="28"/>
+        </w:rPr>
+        <w:t xml:space="preserve">12.5 Что не принято и почему</w:t>
+      </w:r>
+    </w:p>
+    <w:tbl>
+      <w:tblPr>
+        <w:tblW w:type="dxa" w:w="9000"/>
+        <w:tblBorders>
+          <w:top w:val="single" w:color="AAAAAA" w:sz="4"/>
+          <w:left w:val="single" w:color="AAAAAA" w:sz="4"/>
+          <w:bottom w:val="single" w:color="AAAAAA" w:sz="4"/>
+          <w:right w:val="single" w:color="AAAAAA" w:sz="4"/>
+          <w:insideH w:val="single" w:color="AAAAAA" w:sz="2"/>
+          <w:insideV w:val="single" w:color="AAAAAA" w:sz="2"/>
+        </w:tblBorders>
+      </w:tblPr>
+      <w:tblGrid>
+        <w:gridCol w:w="3000"/>
+        <w:gridCol w:w="6000"/>
+      </w:tblGrid>
+      <w:tr>
+        <w:tc>
+          <w:tcPr>
+            <w:tcW w:type="dxa" w:w="3000"/>
+            <w:shd w:fill="595959" w:val="clear"/>
+            <w:tcMar>
+              <w:top w:type="dxa" w:w="80"/>
+              <w:left w:type="dxa" w:w="120"/>
+              <w:bottom w:type="dxa" w:w="80"/>
+              <w:right w:type="dxa" w:w="120"/>
+            </w:tcMar>
+          </w:tcPr>
+          <w:p>
+            <w:pPr>
+              <w:spacing w:before="40" w:after="40"/>
+            </w:pPr>
+            <w:r>
+              <w:rPr>
+                <w:rFonts w:ascii="Arial" w:cs="Arial" w:eastAsia="Arial" w:hAnsi="Arial"/>
+                <w:b/>
+                <w:bCs/>
+                <w:color w:val="FFFFFF"/>
+                <w:sz w:val="18"/>
+                <w:szCs w:val="18"/>
+              </w:rPr>
+              <w:t>Предложение</w:t>
+            </w:r>
+          </w:p>
+        </w:tc>
+        <w:tc>
+          <w:tcPr>
+            <w:tcW w:type="dxa" w:w="6000"/>
+            <w:shd w:fill="595959" w:val="clear"/>
+            <w:tcMar>
+              <w:top w:type="dxa" w:w="80"/>
+              <w:left w:type="dxa" w:w="120"/>
+              <w:bottom w:type="dxa" w:w="80"/>
+              <w:right w:type="dxa" w:w="120"/>
+            </w:tcMar>
+          </w:tcPr>
+          <w:p>
+            <w:pPr>
+              <w:spacing w:before="40" w:after="40"/>
+            </w:pPr>
+            <w:r>
+              <w:rPr>
+                <w:rFonts w:ascii="Arial" w:cs="Arial" w:eastAsia="Arial" w:hAnsi="Arial"/>
+                <w:b/>
+                <w:bCs/>
+                <w:color w:val="FFFFFF"/>
+                <w:sz w:val="18"/>
+                <w:szCs w:val="18"/>
+              </w:rPr>
+              <w:t>Обоснование отказа</w:t>
+            </w:r>
+          </w:p>
+        </w:tc>
+      </w:tr>
+      <w:tr>
+        <w:tc>
+          <w:tcPr>
+            <w:tcW w:type="dxa" w:w="3000"/>
+            <w:shd w:fill="FCE4D6" w:val="clear"/>
+            <w:tcMar>
+              <w:top w:type="dxa" w:w="80"/>
+              <w:left w:type="dxa" w:w="120"/>
+              <w:bottom w:type="dxa" w:w="80"/>
+              <w:right w:type="dxa" w:w="120"/>
+            </w:tcMar>
+          </w:tcPr>
+          <w:p>
+            <w:pPr>
+              <w:spacing w:before="40" w:after="40"/>
+            </w:pPr>
+            <w:r>
+              <w:rPr>
+                <w:rFonts w:ascii="Arial" w:cs="Arial" w:eastAsia="Arial" w:hAnsi="Arial"/>
+                <w:b/>
+                <w:bCs/>
+                <w:sz w:val="18"/>
+                <w:szCs w:val="18"/>
+              </w:rPr>
+              <w:t xml:space="preserve">❌ Policy/Safety компонент</w:t>
+            </w:r>
+          </w:p>
+          <w:p>
+            <w:pPr>
+              <w:spacing w:before="20" w:after="40"/>
+            </w:pPr>
+            <w:r>
+              <w:rPr>
+                <w:rFonts w:ascii="Arial" w:cs="Arial" w:eastAsia="Arial" w:hAnsi="Arial"/>
+                <w:i/>
+                <w:iCs/>
+                <w:color w:val="595959"/>
+                <w:sz w:val="18"/>
+                <w:szCs w:val="18"/>
+              </w:rPr>
+              <w:t>(ADR-ARCH-001)</w:t>
+            </w:r>
+          </w:p>
+        </w:tc>
+        <w:tc>
+          <w:tcPr>
+            <w:tcW w:type="dxa" w:w="6000"/>
+            <w:shd w:fill="FCE4D6" w:val="clear"/>
+            <w:tcMar>
+              <w:top w:type="dxa" w:w="80"/>
+              <w:left w:type="dxa" w:w="120"/>
+              <w:bottom w:type="dxa" w:w="80"/>
+              <w:right w:type="dxa" w:w="120"/>
+            </w:tcMar>
+          </w:tcPr>
+          <w:p>
+            <w:pPr>
+              <w:spacing w:before="40" w:after="40"/>
+            </w:pPr>
+            <w:r>
+              <w:rPr>
+                <w:rFonts w:ascii="Arial" w:cs="Arial" w:eastAsia="Arial" w:hAnsi="Arial"/>
+                <w:sz w:val="18"/>
+                <w:szCs w:val="18"/>
+              </w:rPr>
+              <w:t xml:space="preserve">ADR не определяет scope компонента: что именно фильтрует, какие Actions блокирует, на каком уровне стека сидит. Без этого реализация преждевременна. Confirm UI для Actions (из ADR-DES-001) покрывает основной кейс на Sprint 1–2. Policy/Safety вернуть как отдельный ADR когда будет понятен список Actions.</w:t>
+            </w:r>
+          </w:p>
+        </w:tc>
+      </w:tr>
+      <w:tr>
+        <w:tc>
+          <w:tcPr>
+            <w:tcW w:type="dxa" w:w="3000"/>
+            <w:shd w:fill="FCE4D6" w:val="clear"/>
+            <w:tcMar>
+              <w:top w:type="dxa" w:w="80"/>
+              <w:left w:type="dxa" w:w="120"/>
+              <w:bottom w:type="dxa" w:w="80"/>
+              <w:right w:type="dxa" w:w="120"/>
+            </w:tcMar>
+          </w:tcPr>
+          <w:p>
+            <w:pPr>
+              <w:spacing w:before="40" w:after="40"/>
+            </w:pPr>
+            <w:r>
+              <w:rPr>
+                <w:rFonts w:ascii="Arial" w:cs="Arial" w:eastAsia="Arial" w:hAnsi="Arial"/>
+                <w:b/>
+                <w:bCs/>
+                <w:sz w:val="18"/>
+                <w:szCs w:val="18"/>
+              </w:rPr>
+              <w:t xml:space="preserve">❌ ADR-OQ-001 как отдельный ADR</w:t>
+            </w:r>
+          </w:p>
+        </w:tc>
+        <w:tc>
+          <w:tcPr>
+            <w:tcW w:type="dxa" w:w="6000"/>
+            <w:shd w:fill="FCE4D6" w:val="clear"/>
+            <w:tcMar>
+              <w:top w:type="dxa" w:w="80"/>
+              <w:left w:type="dxa" w:w="120"/>
+              <w:bottom w:type="dxa" w:w="80"/>
+              <w:right w:type="dxa" w:w="120"/>
+            </w:tcMar>
+          </w:tcPr>
+          <w:p>
+            <w:pPr>
+              <w:spacing w:before="40" w:after="40"/>
+            </w:pPr>
+            <w:r>
+              <w:rPr>
+                <w:rFonts w:ascii="Arial" w:cs="Arial" w:eastAsia="Arial" w:hAnsi="Arial"/>
+                <w:sz w:val="18"/>
+                <w:szCs w:val="18"/>
+              </w:rPr>
+              <w:t xml:space="preserve">ADR фиксирует архитектурные решения, а не задачи по документации. “Добавить разделы в документ” — это backlog item, не ADR. Содержание (метрики, открытые вопросы по FSM и роутингу) полностью интегрировано в разделы 12.1–12.3 этого документа.</w:t>
+            </w:r>
+          </w:p>
+        </w:tc>
+      </w:tr>
+      <w:tr>
+        <w:tc>
+          <w:tcPr>
+            <w:tcW w:type="dxa" w:w="3000"/>
+            <w:shd w:fill="FFF2CC" w:val="clear"/>
+            <w:tcMar>
+              <w:top w:type="dxa" w:w="80"/>
+              <w:left w:type="dxa" w:w="120"/>
+              <w:bottom w:type="dxa" w:w="80"/>
+              <w:right w:type="dxa" w:w="120"/>
+            </w:tcMar>
+          </w:tcPr>
+          <w:p>
+            <w:pPr>
+              <w:spacing w:before="40" w:after="40"/>
+            </w:pPr>
+            <w:r>
+              <w:rPr>
+                <w:rFonts w:ascii="Arial" w:cs="Arial" w:eastAsia="Arial" w:hAnsi="Arial"/>
+                <w:b/>
+                <w:bCs/>
+                <w:sz w:val="18"/>
+                <w:szCs w:val="18"/>
+              </w:rPr>
+              <w:t xml:space="preserve">⚠️ PROCESSING как единственное промежуточное состояние</w:t>
+            </w:r>
+          </w:p>
+          <w:p>
+            <w:pPr>
+              <w:spacing w:before="20" w:after="40"/>
+            </w:pPr>
+            <w:r>
+              <w:rPr>
+                <w:rFonts w:ascii="Arial" w:cs="Arial" w:eastAsia="Arial" w:hAnsi="Arial"/>
+                <w:i/>
+                <w:iCs/>
+                <w:color w:val="595959"/>
+                <w:sz w:val="18"/>
+                <w:szCs w:val="18"/>
+              </w:rPr>
+              <w:t>(ADR-ARCH-001, изменено)</w:t>
+            </w:r>
+          </w:p>
+        </w:tc>
+        <w:tc>
+          <w:tcPr>
+            <w:tcW w:type="dxa" w:w="6000"/>
+            <w:shd w:fill="FFF2CC" w:val="clear"/>
+            <w:tcMar>
+              <w:top w:type="dxa" w:w="80"/>
+              <w:left w:type="dxa" w:w="120"/>
+              <w:bottom w:type="dxa" w:w="80"/>
+              <w:right w:type="dxa" w:w="120"/>
+            </w:tcMar>
+          </w:tcPr>
+          <w:p>
+            <w:pPr>
+              <w:spacing w:before="40" w:after="40"/>
+            </w:pPr>
+            <w:r>
+              <w:rPr>
+                <w:rFonts w:ascii="Arial" w:cs="Arial" w:eastAsia="Arial" w:hAnsi="Arial"/>
+                <w:sz w:val="18"/>
+                <w:szCs w:val="18"/>
+              </w:rPr>
+              <w:t xml:space="preserve">Не отклонено, а расширено: добавлено состояние GENERATING. При streaming LLM первый токен приходит через ~300ms, а TTS начинает воспроизведение уже во время генерации. Barge-in должен быть доступен с момента GENERATING, иначе пользователь ждёт пока LLM закончит. Это архитектурно важно и не усложняет FSM значимо.</w:t>
+            </w:r>
+          </w:p>
+        </w:tc>
+      </w:tr>
+    </w:tbl>
     <w:p>
       <w:pPr>
         <w:spacing w:before="60" w:after="60"/>
